--- a/pr-preview/pr-190/chapters/notation-tracked-changes.docx
+++ b/pr-preview/pr-190/chapters/notation-tracked-changes.docx
@@ -26,7 +26,7 @@
       </w:pPr>
       <w:ins w:id="2" w:author="PR Preview" w:date="2026-01-01T00:00:00Z">
         <w:r>
-          <w:t xml:space="preserve">Last modified: 2026-10-14 01:31:08 (PDT)</w:t>
+          <w:t xml:space="preserve">Last modified: 2026-10-14 01:45:05 (PDT)</w:t>
         </w:r>
       </w:ins>
     </w:p>
@@ -11245,22 +11245,26 @@
           <w:t xml:space="preserve">This covers every kind of condition:</w:t>
         </w:r>
       </w:ins>
+    </w:p>
+    <w:p>
+      <w:pPr>
+        <w:pStyle w:val="Compact"/>
+        <w:numPr>
+          <w:ilvl w:val="0"/>
+          <w:numId w:val="1010"/>
+        </w:numPr>
+      </w:pPr>
       <w:ins w:id="16" w:author="PR Preview" w:date="2026-01-01T00:00:00Z">
         <w:r>
-          <w:t xml:space="preserve"> </w:t>
+          <w:t xml:space="preserve">a restriction on a variable (</w:t>
         </w:r>
       </w:ins>
       <w:ins w:id="17" w:author="PR Preview" w:date="2026-01-01T00:00:00Z">
         <w:r>
-          <w:t xml:space="preserve">a restriction on a variable (</w:t>
+          <w:t xml:space="preserve">“for</w:t>
         </w:r>
       </w:ins>
       <w:ins w:id="18" w:author="PR Preview" w:date="2026-01-01T00:00:00Z">
-        <w:r>
-          <w:t xml:space="preserve">“for</w:t>
-        </w:r>
-      </w:ins>
-      <w:ins w:id="19" w:author="PR Preview" w:date="2026-01-01T00:00:00Z">
         <w:r>
           <w:t xml:space="preserve"> </w:t>
         </w:r>
@@ -11279,64 +11283,115 @@
           <m:t>2</m:t>
         </m:r>
       </m:oMath>
-      <w:ins w:id="20" w:author="PR Preview" w:date="2026-01-01T00:00:00Z">
+      <w:ins w:id="19" w:author="PR Preview" w:date="2026-01-01T00:00:00Z">
         <w:r>
           <w:t xml:space="preserve">”</w:t>
         </w:r>
       </w:ins>
+      <w:ins w:id="20" w:author="PR Preview" w:date="2026-01-01T00:00:00Z">
+        <w:r>
+          <w:t xml:space="preserve">);</w:t>
+        </w:r>
+      </w:ins>
+    </w:p>
+    <w:p>
+      <w:pPr>
+        <w:pStyle w:val="Compact"/>
+        <w:numPr>
+          <w:ilvl w:val="0"/>
+          <w:numId w:val="1010"/>
+        </w:numPr>
+      </w:pPr>
       <w:ins w:id="21" w:author="PR Preview" w:date="2026-01-01T00:00:00Z">
         <w:r>
-          <w:t xml:space="preserve">),</w:t>
+          <w:t xml:space="preserve">a hypothesis of a theorem;</w:t>
         </w:r>
       </w:ins>
+    </w:p>
+    <w:p>
+      <w:pPr>
+        <w:pStyle w:val="Compact"/>
+        <w:numPr>
+          <w:ilvl w:val="0"/>
+          <w:numId w:val="1010"/>
+        </w:numPr>
+      </w:pPr>
       <w:ins w:id="22" w:author="PR Preview" w:date="2026-01-01T00:00:00Z">
+        <w:r>
+          <w:t xml:space="preserve">a case split;</w:t>
+        </w:r>
+      </w:ins>
+    </w:p>
+    <w:p>
+      <w:pPr>
+        <w:pStyle w:val="Compact"/>
+        <w:numPr>
+          <w:ilvl w:val="0"/>
+          <w:numId w:val="1010"/>
+        </w:numPr>
+      </w:pPr>
+      <w:ins w:id="23" w:author="PR Preview" w:date="2026-01-01T00:00:00Z">
+        <w:r>
+          <w:t xml:space="preserve">a fact that a step relies on.</w:t>
+        </w:r>
+      </w:ins>
+    </w:p>
+    <w:p>
+      <w:pPr>
+        <w:pStyle w:val="FirstParagraph"/>
+      </w:pPr>
+      <w:ins w:id="24" w:author="PR Preview" w:date="2026-01-01T00:00:00Z">
+        <w:r>
+          <w:t xml:space="preserve">Introduce the variable and its constraint together,</w:t>
+        </w:r>
+      </w:ins>
+      <w:ins w:id="25" w:author="PR Preview" w:date="2026-01-01T00:00:00Z">
         <w:r>
           <w:t xml:space="preserve"> </w:t>
         </w:r>
       </w:ins>
-      <w:ins w:id="23" w:author="PR Preview" w:date="2026-01-01T00:00:00Z">
+      <w:ins w:id="26" w:author="PR Preview" w:date="2026-01-01T00:00:00Z">
         <w:r>
-          <w:t xml:space="preserve">a hypothesis of a theorem,</w:t>
+          <w:t xml:space="preserve">as in</w:t>
         </w:r>
       </w:ins>
-      <w:ins w:id="24" w:author="PR Preview" w:date="2026-01-01T00:00:00Z">
+      <w:ins w:id="27" w:author="PR Preview" w:date="2026-01-01T00:00:00Z">
         <w:r>
           <w:t xml:space="preserve"> </w:t>
         </w:r>
       </w:ins>
-      <w:ins w:id="25" w:author="PR Preview" w:date="2026-01-01T00:00:00Z">
+      <w:ins w:id="28" w:author="PR Preview" w:date="2026-01-01T00:00:00Z">
         <w:r>
-          <w:t xml:space="preserve">a case split,</w:t>
+          <w:t xml:space="preserve">“let</w:t>
         </w:r>
       </w:ins>
-      <w:ins w:id="26" w:author="PR Preview" w:date="2026-01-01T00:00:00Z">
+      <w:ins w:id="29" w:author="PR Preview" w:date="2026-01-01T00:00:00Z">
         <w:r>
           <w:t xml:space="preserve"> </w:t>
         </w:r>
       </w:ins>
-      <w:ins w:id="27" w:author="PR Preview" w:date="2026-01-01T00:00:00Z">
-        <w:r>
-          <w:t xml:space="preserve">and a fact that a step relies on.</w:t>
-        </w:r>
-      </w:ins>
-      <w:ins w:id="28" w:author="PR Preview" w:date="2026-01-01T00:00:00Z">
-        <w:r>
-          <w:t xml:space="preserve"> </w:t>
-        </w:r>
-      </w:ins>
-      <w:ins w:id="29" w:author="PR Preview" w:date="2026-01-01T00:00:00Z">
-        <w:r>
-          <w:t xml:space="preserve">Introduce the variable and its constraint together,</w:t>
-        </w:r>
-      </w:ins>
+      <m:oMath>
+        <m:r>
+          <m:t>x</m:t>
+        </m:r>
+        <m:r>
+          <m:rPr>
+            <m:sty m:val="p"/>
+          </m:rPr>
+          <m:t>≠</m:t>
+        </m:r>
+        <m:r>
+          <m:t>2</m:t>
+        </m:r>
+      </m:oMath>
       <w:ins w:id="30" w:author="PR Preview" w:date="2026-01-01T00:00:00Z">
         <w:r>
-          <w:t xml:space="preserve"> </w:t>
+          <w:t xml:space="preserve">”</w:t>
         </w:r>
       </w:ins>
       <w:ins w:id="31" w:author="PR Preview" w:date="2026-01-01T00:00:00Z">
         <w:r>
-          <w:t xml:space="preserve">as in</w:t>
+          <w:t xml:space="preserve">,</w:t>
         </w:r>
       </w:ins>
       <w:ins w:id="32" w:author="PR Preview" w:date="2026-01-01T00:00:00Z">
@@ -11346,7 +11401,7 @@
       </w:ins>
       <w:ins w:id="33" w:author="PR Preview" w:date="2026-01-01T00:00:00Z">
         <w:r>
-          <w:t xml:space="preserve">“let</w:t>
+          <w:t xml:space="preserve">then write the steps that need the constraint.</w:t>
         </w:r>
       </w:ins>
       <w:ins w:id="34" w:author="PR Preview" w:date="2026-01-01T00:00:00Z">
@@ -11354,57 +11409,18 @@
           <w:t xml:space="preserve"> </w:t>
         </w:r>
       </w:ins>
-      <m:oMath>
-        <m:r>
-          <m:t>x</m:t>
-        </m:r>
-        <m:r>
-          <m:rPr>
-            <m:sty m:val="p"/>
-          </m:rPr>
-          <m:t>≠</m:t>
-        </m:r>
-        <m:r>
-          <m:t>2</m:t>
-        </m:r>
-      </m:oMath>
       <w:ins w:id="35" w:author="PR Preview" w:date="2026-01-01T00:00:00Z">
         <w:r>
-          <w:t xml:space="preserve">”</w:t>
+          <w:t xml:space="preserve">When a step uses a fact proved earlier,</w:t>
         </w:r>
       </w:ins>
       <w:ins w:id="36" w:author="PR Preview" w:date="2026-01-01T00:00:00Z">
         <w:r>
-          <w:t xml:space="preserve">,</w:t>
+          <w:t xml:space="preserve"> </w:t>
         </w:r>
       </w:ins>
       <w:ins w:id="37" w:author="PR Preview" w:date="2026-01-01T00:00:00Z">
         <w:r>
-          <w:t xml:space="preserve"> </w:t>
-        </w:r>
-      </w:ins>
-      <w:ins w:id="38" w:author="PR Preview" w:date="2026-01-01T00:00:00Z">
-        <w:r>
-          <w:t xml:space="preserve">then write the steps that need the constraint.</w:t>
-        </w:r>
-      </w:ins>
-      <w:ins w:id="39" w:author="PR Preview" w:date="2026-01-01T00:00:00Z">
-        <w:r>
-          <w:t xml:space="preserve"> </w:t>
-        </w:r>
-      </w:ins>
-      <w:ins w:id="40" w:author="PR Preview" w:date="2026-01-01T00:00:00Z">
-        <w:r>
-          <w:t xml:space="preserve">When a step uses a fact proved earlier,</w:t>
-        </w:r>
-      </w:ins>
-      <w:ins w:id="41" w:author="PR Preview" w:date="2026-01-01T00:00:00Z">
-        <w:r>
-          <w:t xml:space="preserve"> </w:t>
-        </w:r>
-      </w:ins>
-      <w:ins w:id="42" w:author="PR Preview" w:date="2026-01-01T00:00:00Z">
-        <w:r>
           <w:t xml:space="preserve">cite it in the justification on that line.</w:t>
         </w:r>
       </w:ins>
@@ -11414,7 +11430,7 @@
       <w:pPr>
         <w:pStyle w:val="BodyText"/>
       </w:pPr>
-      <w:ins w:id="43" w:author="PR Preview" w:date="2026-01-01T00:00:00Z">
+      <w:ins w:id="38" w:author="PR Preview" w:date="2026-01-01T00:00:00Z">
         <w:r>
           <w:rPr>
             <w:b/>
@@ -11423,7 +11439,7 @@
           <w:t xml:space="preserve">Example 18 (Stating the restriction on</w:t>
         </w:r>
       </w:ins>
-      <w:ins w:id="44" w:author="PR Preview" w:date="2026-01-01T00:00:00Z">
+      <w:ins w:id="39" w:author="PR Preview" w:date="2026-01-01T00:00:00Z">
         <w:r>
           <w:rPr>
             <w:b/>
@@ -11437,7 +11453,7 @@
           <m:t>x</m:t>
         </m:r>
       </m:oMath>
-      <w:ins w:id="45" w:author="PR Preview" w:date="2026-01-01T00:00:00Z">
+      <w:ins w:id="40" w:author="PR Preview" w:date="2026-01-01T00:00:00Z">
         <w:r>
           <w:rPr>
             <w:b/>
@@ -11446,7 +11462,7 @@
           <w:t xml:space="preserve"> </w:t>
         </w:r>
       </w:ins>
-      <w:ins w:id="46" w:author="PR Preview" w:date="2026-01-01T00:00:00Z">
+      <w:ins w:id="41" w:author="PR Preview" w:date="2026-01-01T00:00:00Z">
         <w:r>
           <w:rPr>
             <w:b/>
@@ -11455,14 +11471,112 @@
           <w:t xml:space="preserve">before using it)</w:t>
         </w:r>
       </w:ins>
+      <w:ins w:id="42" w:author="PR Preview" w:date="2026-01-01T00:00:00Z">
+        <w:r>
+          <w:t xml:space="preserve"> </w:t>
+        </w:r>
+      </w:ins>
+      <w:ins w:id="43" w:author="PR Preview" w:date="2026-01-01T00:00:00Z">
+        <w:r>
+          <w:t xml:space="preserve">To show that</w:t>
+        </w:r>
+      </w:ins>
+      <w:ins w:id="44" w:author="PR Preview" w:date="2026-01-01T00:00:00Z">
+        <w:r>
+          <w:t xml:space="preserve"> </w:t>
+        </w:r>
+      </w:ins>
+      <m:oMath>
+        <m:r>
+          <m:t>x</m:t>
+        </m:r>
+        <m:r>
+          <m:rPr>
+            <m:sty m:val="p"/>
+          </m:rPr>
+          <m:t>=</m:t>
+        </m:r>
+        <m:r>
+          <m:t>2</m:t>
+        </m:r>
+      </m:oMath>
+      <w:ins w:id="45" w:author="PR Preview" w:date="2026-01-01T00:00:00Z">
+        <w:r>
+          <w:t xml:space="preserve"> </w:t>
+        </w:r>
+      </w:ins>
+      <w:ins w:id="46" w:author="PR Preview" w:date="2026-01-01T00:00:00Z">
+        <w:r>
+          <w:t xml:space="preserve">is a strict local minimizer of</w:t>
+        </w:r>
+      </w:ins>
       <w:ins w:id="47" w:author="PR Preview" w:date="2026-01-01T00:00:00Z">
         <w:r>
           <w:t xml:space="preserve"> </w:t>
         </w:r>
       </w:ins>
+      <m:oMath>
+        <m:r>
+          <m:t>f</m:t>
+        </m:r>
+        <m:r>
+          <m:rPr>
+            <m:sty m:val="p"/>
+          </m:rPr>
+          <m:t>(</m:t>
+        </m:r>
+        <m:r>
+          <m:t>x</m:t>
+        </m:r>
+        <m:r>
+          <m:rPr>
+            <m:sty m:val="p"/>
+          </m:rPr>
+          <m:t>)</m:t>
+        </m:r>
+        <m:r>
+          <m:rPr>
+            <m:sty m:val="p"/>
+          </m:rPr>
+          <m:t>=</m:t>
+        </m:r>
+        <m:r>
+          <m:rPr>
+            <m:sty m:val="p"/>
+          </m:rPr>
+          <m:t>(</m:t>
+        </m:r>
+        <m:r>
+          <m:t>x</m:t>
+        </m:r>
+        <m:r>
+          <m:rPr>
+            <m:sty m:val="p"/>
+          </m:rPr>
+          <m:t>−</m:t>
+        </m:r>
+        <m:r>
+          <m:t>2</m:t>
+        </m:r>
+        <m:sSup>
+          <m:e>
+            <m:r>
+              <m:rPr>
+                <m:sty m:val="p"/>
+              </m:rPr>
+              <m:t>)</m:t>
+            </m:r>
+          </m:e>
+          <m:sup>
+            <m:r>
+              <m:t>2</m:t>
+            </m:r>
+          </m:sup>
+        </m:sSup>
+      </m:oMath>
       <w:ins w:id="48" w:author="PR Preview" w:date="2026-01-01T00:00:00Z">
         <w:r>
-          <w:t xml:space="preserve">To show that</w:t>
+          <w:t xml:space="preserve">,</w:t>
         </w:r>
       </w:ins>
       <w:ins w:id="49" w:author="PR Preview" w:date="2026-01-01T00:00:00Z">
@@ -11470,97 +11584,68 @@
           <w:t xml:space="preserve"> </w:t>
         </w:r>
       </w:ins>
-      <m:oMath>
-        <m:r>
-          <m:t>x</m:t>
-        </m:r>
-        <m:r>
-          <m:rPr>
-            <m:sty m:val="p"/>
-          </m:rPr>
-          <m:t>=</m:t>
-        </m:r>
-        <m:r>
-          <m:t>2</m:t>
-        </m:r>
-      </m:oMath>
       <w:ins w:id="50" w:author="PR Preview" w:date="2026-01-01T00:00:00Z">
+        <w:r>
+          <w:t xml:space="preserve">we show that</w:t>
+        </w:r>
+      </w:ins>
+      <w:ins w:id="51" w:author="PR Preview" w:date="2026-01-01T00:00:00Z">
         <w:r>
           <w:t xml:space="preserve"> </w:t>
         </w:r>
       </w:ins>
-      <w:ins w:id="51" w:author="PR Preview" w:date="2026-01-01T00:00:00Z">
-        <w:r>
-          <w:t xml:space="preserve">is a strict local minimizer of</w:t>
-        </w:r>
-      </w:ins>
+      <m:oMath>
+        <m:r>
+          <m:t>f</m:t>
+        </m:r>
+        <m:r>
+          <m:rPr>
+            <m:sty m:val="p"/>
+          </m:rPr>
+          <m:t>(</m:t>
+        </m:r>
+        <m:r>
+          <m:t>x</m:t>
+        </m:r>
+        <m:r>
+          <m:rPr>
+            <m:sty m:val="p"/>
+          </m:rPr>
+          <m:t>)</m:t>
+        </m:r>
+        <m:r>
+          <m:rPr>
+            <m:sty m:val="p"/>
+          </m:rPr>
+          <m:t>&gt;</m:t>
+        </m:r>
+        <m:r>
+          <m:t>f</m:t>
+        </m:r>
+        <m:r>
+          <m:rPr>
+            <m:sty m:val="p"/>
+          </m:rPr>
+          <m:t>(</m:t>
+        </m:r>
+        <m:r>
+          <m:t>2</m:t>
+        </m:r>
+        <m:r>
+          <m:rPr>
+            <m:sty m:val="p"/>
+          </m:rPr>
+          <m:t>)</m:t>
+        </m:r>
+      </m:oMath>
       <w:ins w:id="52" w:author="PR Preview" w:date="2026-01-01T00:00:00Z">
         <w:r>
           <w:t xml:space="preserve"> </w:t>
         </w:r>
       </w:ins>
-      <m:oMath>
-        <m:r>
-          <m:t>f</m:t>
-        </m:r>
-        <m:r>
-          <m:rPr>
-            <m:sty m:val="p"/>
-          </m:rPr>
-          <m:t>(</m:t>
-        </m:r>
-        <m:r>
-          <m:t>x</m:t>
-        </m:r>
-        <m:r>
-          <m:rPr>
-            <m:sty m:val="p"/>
-          </m:rPr>
-          <m:t>)</m:t>
-        </m:r>
-        <m:r>
-          <m:rPr>
-            <m:sty m:val="p"/>
-          </m:rPr>
-          <m:t>=</m:t>
-        </m:r>
-        <m:r>
-          <m:rPr>
-            <m:sty m:val="p"/>
-          </m:rPr>
-          <m:t>(</m:t>
-        </m:r>
-        <m:r>
-          <m:t>x</m:t>
-        </m:r>
-        <m:r>
-          <m:rPr>
-            <m:sty m:val="p"/>
-          </m:rPr>
-          <m:t>−</m:t>
-        </m:r>
-        <m:r>
-          <m:t>2</m:t>
-        </m:r>
-        <m:sSup>
-          <m:e>
-            <m:r>
-              <m:rPr>
-                <m:sty m:val="p"/>
-              </m:rPr>
-              <m:t>)</m:t>
-            </m:r>
-          </m:e>
-          <m:sup>
-            <m:r>
-              <m:t>2</m:t>
-            </m:r>
-          </m:sup>
-        </m:sSup>
-      </m:oMath>
       <w:ins w:id="53" w:author="PR Preview" w:date="2026-01-01T00:00:00Z">
         <w:r>
-          <w:t xml:space="preserve">,</w:t>
+          <w:t xml:space="preserve">for every</w:t>
         </w:r>
       </w:ins>
       <w:ins w:id="54" w:author="PR Preview" w:date="2026-01-01T00:00:00Z">
@@ -11568,87 +11653,18 @@
           <w:t xml:space="preserve"> </w:t>
         </w:r>
       </w:ins>
+      <m:oMath>
+        <m:r>
+          <m:t>x</m:t>
+        </m:r>
+      </m:oMath>
       <w:ins w:id="55" w:author="PR Preview" w:date="2026-01-01T00:00:00Z">
         <w:r>
-          <w:t xml:space="preserve">we show that</w:t>
+          <w:t xml:space="preserve"> </w:t>
         </w:r>
       </w:ins>
       <w:ins w:id="56" w:author="PR Preview" w:date="2026-01-01T00:00:00Z">
         <w:r>
-          <w:t xml:space="preserve"> </w:t>
-        </w:r>
-      </w:ins>
-      <m:oMath>
-        <m:r>
-          <m:t>f</m:t>
-        </m:r>
-        <m:r>
-          <m:rPr>
-            <m:sty m:val="p"/>
-          </m:rPr>
-          <m:t>(</m:t>
-        </m:r>
-        <m:r>
-          <m:t>x</m:t>
-        </m:r>
-        <m:r>
-          <m:rPr>
-            <m:sty m:val="p"/>
-          </m:rPr>
-          <m:t>)</m:t>
-        </m:r>
-        <m:r>
-          <m:rPr>
-            <m:sty m:val="p"/>
-          </m:rPr>
-          <m:t>&gt;</m:t>
-        </m:r>
-        <m:r>
-          <m:t>f</m:t>
-        </m:r>
-        <m:r>
-          <m:rPr>
-            <m:sty m:val="p"/>
-          </m:rPr>
-          <m:t>(</m:t>
-        </m:r>
-        <m:r>
-          <m:t>2</m:t>
-        </m:r>
-        <m:r>
-          <m:rPr>
-            <m:sty m:val="p"/>
-          </m:rPr>
-          <m:t>)</m:t>
-        </m:r>
-      </m:oMath>
-      <w:ins w:id="57" w:author="PR Preview" w:date="2026-01-01T00:00:00Z">
-        <w:r>
-          <w:t xml:space="preserve"> </w:t>
-        </w:r>
-      </w:ins>
-      <w:ins w:id="58" w:author="PR Preview" w:date="2026-01-01T00:00:00Z">
-        <w:r>
-          <w:t xml:space="preserve">for every</w:t>
-        </w:r>
-      </w:ins>
-      <w:ins w:id="59" w:author="PR Preview" w:date="2026-01-01T00:00:00Z">
-        <w:r>
-          <w:t xml:space="preserve"> </w:t>
-        </w:r>
-      </w:ins>
-      <m:oMath>
-        <m:r>
-          <m:t>x</m:t>
-        </m:r>
-      </m:oMath>
-      <w:ins w:id="60" w:author="PR Preview" w:date="2026-01-01T00:00:00Z">
-        <w:r>
-          <w:t xml:space="preserve"> </w:t>
-        </w:r>
-      </w:ins>
-      <w:ins w:id="61" w:author="PR Preview" w:date="2026-01-01T00:00:00Z">
-        <w:r>
           <w:t xml:space="preserve">near 2 other than 2 itself.</w:t>
         </w:r>
       </w:ins>
@@ -11657,7 +11673,7 @@
       <w:pPr>
         <w:pStyle w:val="BlockText"/>
       </w:pPr>
-      <w:ins w:id="62" w:author="PR Preview" w:date="2026-01-01T00:00:00Z">
+      <w:ins w:id="57" w:author="PR Preview" w:date="2026-01-01T00:00:00Z">
         <w:r>
           <w:t xml:space="preserve">❌</w:t>
         </w:r>
@@ -11822,12 +11838,12 @@
       <w:pPr>
         <w:pStyle w:val="BlockText"/>
       </w:pPr>
-      <w:ins w:id="63" w:author="PR Preview" w:date="2026-01-01T00:00:00Z">
+      <w:ins w:id="58" w:author="PR Preview" w:date="2026-01-01T00:00:00Z">
         <w:r>
           <w:t xml:space="preserve">✅ Let</w:t>
         </w:r>
       </w:ins>
-      <w:ins w:id="64" w:author="PR Preview" w:date="2026-01-01T00:00:00Z">
+      <w:ins w:id="59" w:author="PR Preview" w:date="2026-01-01T00:00:00Z">
         <w:r>
           <w:t xml:space="preserve"> </w:t>
         </w:r>
@@ -11846,7 +11862,7 @@
           <m:t>2</m:t>
         </m:r>
       </m:oMath>
-      <w:ins w:id="65" w:author="PR Preview" w:date="2026-01-01T00:00:00Z">
+      <w:ins w:id="60" w:author="PR Preview" w:date="2026-01-01T00:00:00Z">
         <w:r>
           <w:t xml:space="preserve">. Then</w:t>
         </w:r>
@@ -12043,12 +12059,12 @@
       <w:pPr>
         <w:pStyle w:val="FirstParagraph"/>
       </w:pPr>
-      <w:ins w:id="66" w:author="PR Preview" w:date="2026-01-01T00:00:00Z">
+      <w:ins w:id="61" w:author="PR Preview" w:date="2026-01-01T00:00:00Z">
         <w:r>
           <w:t xml:space="preserve">In the ❌ version, the second line is false for</w:t>
         </w:r>
       </w:ins>
-      <w:ins w:id="67" w:author="PR Preview" w:date="2026-01-01T00:00:00Z">
+      <w:ins w:id="62" w:author="PR Preview" w:date="2026-01-01T00:00:00Z">
         <w:r>
           <w:t xml:space="preserve"> </w:t>
         </w:r>
@@ -12067,42 +12083,42 @@
           <m:t>2</m:t>
         </m:r>
       </m:oMath>
-      <w:ins w:id="68" w:author="PR Preview" w:date="2026-01-01T00:00:00Z">
+      <w:ins w:id="63" w:author="PR Preview" w:date="2026-01-01T00:00:00Z">
         <w:r>
           <w:t xml:space="preserve">,</w:t>
         </w:r>
       </w:ins>
-      <w:ins w:id="69" w:author="PR Preview" w:date="2026-01-01T00:00:00Z">
+      <w:ins w:id="64" w:author="PR Preview" w:date="2026-01-01T00:00:00Z">
         <w:r>
           <w:t xml:space="preserve"> </w:t>
         </w:r>
       </w:ins>
-      <w:ins w:id="70" w:author="PR Preview" w:date="2026-01-01T00:00:00Z">
+      <w:ins w:id="65" w:author="PR Preview" w:date="2026-01-01T00:00:00Z">
         <w:r>
           <w:t xml:space="preserve">and the reader learns this only from the note at its end.</w:t>
         </w:r>
       </w:ins>
-      <w:ins w:id="71" w:author="PR Preview" w:date="2026-01-01T00:00:00Z">
+      <w:ins w:id="66" w:author="PR Preview" w:date="2026-01-01T00:00:00Z">
         <w:r>
           <w:t xml:space="preserve"> </w:t>
         </w:r>
       </w:ins>
-      <w:ins w:id="72" w:author="PR Preview" w:date="2026-01-01T00:00:00Z">
+      <w:ins w:id="67" w:author="PR Preview" w:date="2026-01-01T00:00:00Z">
         <w:r>
           <w:t xml:space="preserve">In the ✅ version,</w:t>
         </w:r>
       </w:ins>
-      <w:ins w:id="73" w:author="PR Preview" w:date="2026-01-01T00:00:00Z">
+      <w:ins w:id="68" w:author="PR Preview" w:date="2026-01-01T00:00:00Z">
         <w:r>
           <w:t xml:space="preserve"> </w:t>
         </w:r>
       </w:ins>
-      <w:ins w:id="74" w:author="PR Preview" w:date="2026-01-01T00:00:00Z">
+      <w:ins w:id="69" w:author="PR Preview" w:date="2026-01-01T00:00:00Z">
         <w:r>
           <w:t xml:space="preserve">“let</w:t>
         </w:r>
       </w:ins>
-      <w:ins w:id="75" w:author="PR Preview" w:date="2026-01-01T00:00:00Z">
+      <w:ins w:id="70" w:author="PR Preview" w:date="2026-01-01T00:00:00Z">
         <w:r>
           <w:t xml:space="preserve"> </w:t>
         </w:r>
@@ -12121,11 +12137,41 @@
           <m:t>2</m:t>
         </m:r>
       </m:oMath>
-      <w:ins w:id="76" w:author="PR Preview" w:date="2026-01-01T00:00:00Z">
+      <w:ins w:id="71" w:author="PR Preview" w:date="2026-01-01T00:00:00Z">
         <w:r>
           <w:t xml:space="preserve">”</w:t>
         </w:r>
       </w:ins>
+      <w:ins w:id="72" w:author="PR Preview" w:date="2026-01-01T00:00:00Z">
+        <w:r>
+          <w:t xml:space="preserve"> </w:t>
+        </w:r>
+      </w:ins>
+      <w:ins w:id="73" w:author="PR Preview" w:date="2026-01-01T00:00:00Z">
+        <w:r>
+          <w:t xml:space="preserve">comes first,</w:t>
+        </w:r>
+      </w:ins>
+      <w:ins w:id="74" w:author="PR Preview" w:date="2026-01-01T00:00:00Z">
+        <w:r>
+          <w:t xml:space="preserve"> </w:t>
+        </w:r>
+      </w:ins>
+      <w:ins w:id="75" w:author="PR Preview" w:date="2026-01-01T00:00:00Z">
+        <w:r>
+          <w:t xml:space="preserve">so the reader reads each line already knowing which values of</w:t>
+        </w:r>
+      </w:ins>
+      <w:ins w:id="76" w:author="PR Preview" w:date="2026-01-01T00:00:00Z">
+        <w:r>
+          <w:t xml:space="preserve"> </w:t>
+        </w:r>
+      </w:ins>
+      <m:oMath>
+        <m:r>
+          <m:t>x</m:t>
+        </m:r>
+      </m:oMath>
       <w:ins w:id="77" w:author="PR Preview" w:date="2026-01-01T00:00:00Z">
         <w:r>
           <w:t xml:space="preserve"> </w:t>
@@ -12133,7 +12179,7 @@
       </w:ins>
       <w:ins w:id="78" w:author="PR Preview" w:date="2026-01-01T00:00:00Z">
         <w:r>
-          <w:t xml:space="preserve">comes first,</w:t>
+          <w:t xml:space="preserve">it covers,</w:t>
         </w:r>
       </w:ins>
       <w:ins w:id="79" w:author="PR Preview" w:date="2026-01-01T00:00:00Z">
@@ -12142,36 +12188,6 @@
         </w:r>
       </w:ins>
       <w:ins w:id="80" w:author="PR Preview" w:date="2026-01-01T00:00:00Z">
-        <w:r>
-          <w:t xml:space="preserve">so the reader reads each line already knowing which values of</w:t>
-        </w:r>
-      </w:ins>
-      <w:ins w:id="81" w:author="PR Preview" w:date="2026-01-01T00:00:00Z">
-        <w:r>
-          <w:t xml:space="preserve"> </w:t>
-        </w:r>
-      </w:ins>
-      <m:oMath>
-        <m:r>
-          <m:t>x</m:t>
-        </m:r>
-      </m:oMath>
-      <w:ins w:id="82" w:author="PR Preview" w:date="2026-01-01T00:00:00Z">
-        <w:r>
-          <w:t xml:space="preserve"> </w:t>
-        </w:r>
-      </w:ins>
-      <w:ins w:id="83" w:author="PR Preview" w:date="2026-01-01T00:00:00Z">
-        <w:r>
-          <w:t xml:space="preserve">it covers,</w:t>
-        </w:r>
-      </w:ins>
-      <w:ins w:id="84" w:author="PR Preview" w:date="2026-01-01T00:00:00Z">
-        <w:r>
-          <w:t xml:space="preserve"> </w:t>
-        </w:r>
-      </w:ins>
-      <w:ins w:id="85" w:author="PR Preview" w:date="2026-01-01T00:00:00Z">
         <w:r>
           <w:t xml:space="preserve">and the justification says exactly where the condition is used.</w:t>
         </w:r>
@@ -12532,6 +12548,9 @@
     <w:abstractNumId w:val="991"/>
   </w:num>
   <w:num w:numId="1009">
+    <w:abstractNumId w:val="991"/>
+  </w:num>
+  <w:num w:numId="1010">
     <w:abstractNumId w:val="991"/>
   </w:num>
 </w:numbering>
